--- a/Knowledge/3-Work knowledge/1-Software Engineering/2-Testing/5-My Source/1-ISTQB Foundation Level/5-Test Management/4-Types of Testing Metrics/3-Product Quality Metrics.docx
+++ b/Knowledge/3-Work knowledge/1-Software Engineering/2-Testing/5-My Source/1-ISTQB Foundation Level/5-Test Management/4-Types of Testing Metrics/3-Product Quality Metrics.docx
@@ -38,51 +38,77 @@
       </w:pPr>
       <w:r>
         <w:rPr>
-          <w:b/>
-          <w:shd w:val="clear" w:color="auto" w:fill="B7B7B7"/>
-        </w:rPr>
-        <w:t># Source</w:t>
-      </w:r>
-      <w:r>
-        <w:rPr>
-          <w:shd w:val="clear" w:color="auto" w:fill="B7B7B7"/>
-        </w:rPr>
-        <w:t xml:space="preserve">: </w:t>
-      </w:r>
-      <w:r>
-        <w:rPr>
-          <w:b/>
-          <w:shd w:val="clear" w:color="auto" w:fill="B7B7B7"/>
-        </w:rPr>
-        <w:t xml:space="preserve">Chatgpt </w:t>
-      </w:r>
-      <w:r>
-        <w:rPr>
-          <w:b/>
-          <w:sz w:val="14"/>
-          <w:szCs w:val="14"/>
-          <w:shd w:val="clear" w:color="auto" w:fill="B7B7B7"/>
-        </w:rPr>
-        <w:t>(GPT</w:t>
-      </w:r>
-      <w:r>
-        <w:rPr>
-          <w:rFonts w:ascii="Cambria Math" w:hAnsi="Cambria Math" w:cs="Cambria Math"/>
-          <w:b/>
-          <w:sz w:val="14"/>
-          <w:szCs w:val="14"/>
-          <w:shd w:val="clear" w:color="auto" w:fill="B7B7B7"/>
+          <w:rFonts w:ascii="Arial" w:eastAsia="Arial" w:hAnsi="Arial" w:cs="Arial"/>
+          <w:b/>
+          <w:color w:val="000000"/>
+          <w:sz w:val="18"/>
+          <w:highlight w:val="lightGray"/>
+        </w:rPr>
+        <w:t># Source: AI Source: Provided by: [Data Path</w:t>
+      </w:r>
+      <w:r>
+        <w:rPr>
+          <w:rFonts w:ascii="Arial" w:eastAsia="Arial" w:hAnsi="Arial" w:cs="Arial"/>
+          <w:color w:val="000000"/>
+          <w:sz w:val="18"/>
+          <w:highlight w:val="lightGray"/>
+        </w:rPr>
+        <w:t xml:space="preserve">: Persons Table -&gt; ID Column: 1, Name_En Column: Motasem Essam] -&gt; </w:t>
+      </w:r>
+      <w:r>
+        <w:rPr>
+          <w:rFonts w:ascii="Arial" w:eastAsia="Arial" w:hAnsi="Arial" w:cs="Arial"/>
+          <w:b/>
+          <w:color w:val="000000"/>
+          <w:sz w:val="18"/>
+          <w:highlight w:val="lightGray"/>
+        </w:rPr>
+        <w:t>From:</w:t>
+      </w:r>
+      <w:r>
+        <w:rPr>
+          <w:rFonts w:ascii="Arial" w:eastAsia="Arial" w:hAnsi="Arial" w:cs="Arial"/>
+          <w:color w:val="000000"/>
+          <w:sz w:val="18"/>
+          <w:highlight w:val="lightGray"/>
+        </w:rPr>
+        <w:t xml:space="preserve"> [Chatgpt (GPT</w:t>
+      </w:r>
+      <w:r>
+        <w:rPr>
+          <w:rFonts w:ascii="Arial" w:eastAsia="Arial" w:hAnsi="Arial" w:cs="Cambria Math"/>
+          <w:color w:val="000000"/>
+          <w:sz w:val="18"/>
+          <w:highlight w:val="lightGray"/>
         </w:rPr>
         <w:t>‑</w:t>
       </w:r>
       <w:r>
         <w:rPr>
-          <w:b/>
-          <w:sz w:val="14"/>
-          <w:szCs w:val="14"/>
-          <w:shd w:val="clear" w:color="auto" w:fill="B7B7B7"/>
-        </w:rPr>
-        <w:t>5 Mini) at [8/18/2025]</w:t>
+          <w:rFonts w:ascii="Arial" w:eastAsia="Arial" w:hAnsi="Arial" w:cs="Arial"/>
+          <w:color w:val="000000"/>
+          <w:sz w:val="18"/>
+          <w:highlight w:val="lightGray"/>
+        </w:rPr>
+        <w:t xml:space="preserve">5 Mini)] </w:t>
+      </w:r>
+      <w:r>
+        <w:rPr>
+          <w:rFonts w:ascii="Arial" w:eastAsia="Arial" w:hAnsi="Arial" w:cs="Arial"/>
+          <w:b/>
+          <w:color w:val="000000"/>
+          <w:sz w:val="18"/>
+          <w:highlight w:val="lightGray"/>
+        </w:rPr>
+        <w:t>on</w:t>
+      </w:r>
+      <w:r>
+        <w:rPr>
+          <w:rFonts w:ascii="Arial" w:eastAsia="Arial" w:hAnsi="Arial"/>
+          <w:sz w:val="18"/>
+          <w:highlight w:val="lightGray"/>
+        </w:rPr>
+        <w:t xml:space="preserve"> [8/18/2025]</w:t>
       </w:r>
     </w:p>
     <w:p>
@@ -158,7 +184,7 @@
     </w:p>
     <w:p>
       <w:r>
-        <w:pict w14:anchorId="56593E68">
+        <w:pict w14:anchorId="22C47B23">
           <v:rect id="_x0000_i1025" style="width:0;height:1.5pt" o:hralign="center" o:hrstd="t" o:hr="t" fillcolor="#a0a0a0" stroked="f"/>
         </w:pict>
       </w:r>
@@ -194,51 +220,77 @@
       </w:pPr>
       <w:r>
         <w:rPr>
-          <w:b/>
-          <w:shd w:val="clear" w:color="auto" w:fill="B7B7B7"/>
-        </w:rPr>
-        <w:t># Source</w:t>
-      </w:r>
-      <w:r>
-        <w:rPr>
-          <w:shd w:val="clear" w:color="auto" w:fill="B7B7B7"/>
-        </w:rPr>
-        <w:t xml:space="preserve">: </w:t>
-      </w:r>
-      <w:r>
-        <w:rPr>
-          <w:b/>
-          <w:shd w:val="clear" w:color="auto" w:fill="B7B7B7"/>
-        </w:rPr>
-        <w:t xml:space="preserve">Chatgpt </w:t>
-      </w:r>
-      <w:r>
-        <w:rPr>
-          <w:b/>
-          <w:sz w:val="14"/>
-          <w:szCs w:val="14"/>
-          <w:shd w:val="clear" w:color="auto" w:fill="B7B7B7"/>
-        </w:rPr>
-        <w:t>(GPT</w:t>
-      </w:r>
-      <w:r>
-        <w:rPr>
-          <w:rFonts w:ascii="Cambria Math" w:hAnsi="Cambria Math" w:cs="Cambria Math"/>
-          <w:b/>
-          <w:sz w:val="14"/>
-          <w:szCs w:val="14"/>
-          <w:shd w:val="clear" w:color="auto" w:fill="B7B7B7"/>
+          <w:rFonts w:ascii="Arial" w:eastAsia="Arial" w:hAnsi="Arial" w:cs="Arial"/>
+          <w:b/>
+          <w:color w:val="000000"/>
+          <w:sz w:val="18"/>
+          <w:highlight w:val="lightGray"/>
+        </w:rPr>
+        <w:t># Source: AI Source: Provided by: [Data Path</w:t>
+      </w:r>
+      <w:r>
+        <w:rPr>
+          <w:rFonts w:ascii="Arial" w:eastAsia="Arial" w:hAnsi="Arial" w:cs="Arial"/>
+          <w:color w:val="000000"/>
+          <w:sz w:val="18"/>
+          <w:highlight w:val="lightGray"/>
+        </w:rPr>
+        <w:t xml:space="preserve">: Persons Table -&gt; ID Column: 1, Name_En Column: Motasem Essam] -&gt; </w:t>
+      </w:r>
+      <w:r>
+        <w:rPr>
+          <w:rFonts w:ascii="Arial" w:eastAsia="Arial" w:hAnsi="Arial" w:cs="Arial"/>
+          <w:b/>
+          <w:color w:val="000000"/>
+          <w:sz w:val="18"/>
+          <w:highlight w:val="lightGray"/>
+        </w:rPr>
+        <w:t>From:</w:t>
+      </w:r>
+      <w:r>
+        <w:rPr>
+          <w:rFonts w:ascii="Arial" w:eastAsia="Arial" w:hAnsi="Arial" w:cs="Arial"/>
+          <w:color w:val="000000"/>
+          <w:sz w:val="18"/>
+          <w:highlight w:val="lightGray"/>
+        </w:rPr>
+        <w:t xml:space="preserve"> [Chatgpt (GPT</w:t>
+      </w:r>
+      <w:r>
+        <w:rPr>
+          <w:rFonts w:ascii="Arial" w:eastAsia="Arial" w:hAnsi="Arial" w:cs="Cambria Math"/>
+          <w:color w:val="000000"/>
+          <w:sz w:val="18"/>
+          <w:highlight w:val="lightGray"/>
         </w:rPr>
         <w:t>‑</w:t>
       </w:r>
       <w:r>
         <w:rPr>
-          <w:b/>
-          <w:sz w:val="14"/>
-          <w:szCs w:val="14"/>
-          <w:shd w:val="clear" w:color="auto" w:fill="B7B7B7"/>
-        </w:rPr>
-        <w:t>5 Mini) at [8/18/2025]</w:t>
+          <w:rFonts w:ascii="Arial" w:eastAsia="Arial" w:hAnsi="Arial" w:cs="Arial"/>
+          <w:color w:val="000000"/>
+          <w:sz w:val="18"/>
+          <w:highlight w:val="lightGray"/>
+        </w:rPr>
+        <w:t xml:space="preserve">5 Mini)] </w:t>
+      </w:r>
+      <w:r>
+        <w:rPr>
+          <w:rFonts w:ascii="Arial" w:eastAsia="Arial" w:hAnsi="Arial" w:cs="Arial"/>
+          <w:b/>
+          <w:color w:val="000000"/>
+          <w:sz w:val="18"/>
+          <w:highlight w:val="lightGray"/>
+        </w:rPr>
+        <w:t>on</w:t>
+      </w:r>
+      <w:r>
+        <w:rPr>
+          <w:rFonts w:ascii="Arial" w:eastAsia="Arial" w:hAnsi="Arial"/>
+          <w:sz w:val="18"/>
+          <w:highlight w:val="lightGray"/>
+        </w:rPr>
+        <w:t xml:space="preserve"> [8/18/2025]</w:t>
       </w:r>
     </w:p>
     <w:p>
@@ -247,7 +299,7 @@
           <w:ilvl w:val="0"/>
           <w:numId w:val="2"/>
         </w:numPr>
-        <w:spacing w:before="240"/>
+        <w:spacing w:before="240" w:after="0" w:line="276" w:lineRule="auto"/>
       </w:pPr>
       <w:r>
         <w:rPr>
@@ -275,7 +327,7 @@
           <w:ilvl w:val="0"/>
           <w:numId w:val="2"/>
         </w:numPr>
-        <w:spacing w:after="240"/>
+        <w:spacing w:after="240" w:line="276" w:lineRule="auto"/>
         <w:rPr>
           <w:rFonts w:ascii="Roboto Mono" w:eastAsia="Roboto Mono" w:hAnsi="Roboto Mono" w:cs="Roboto Mono"/>
         </w:rPr>
@@ -303,7 +355,7 @@
           <w:noProof/>
         </w:rPr>
         <w:drawing>
-          <wp:inline distT="114300" distB="114300" distL="114300" distR="114300" wp14:anchorId="7BDEF7F9" wp14:editId="33DBF93A">
+          <wp:inline distT="114300" distB="114300" distL="114300" distR="114300" wp14:anchorId="097F4F28" wp14:editId="740C6022">
             <wp:extent cx="3267075" cy="542925"/>
             <wp:effectExtent l="0" t="0" r="0" b="0"/>
             <wp:docPr id="2" name="image2.png"/>
@@ -358,7 +410,7 @@
           <w:ilvl w:val="0"/>
           <w:numId w:val="2"/>
         </w:numPr>
-        <w:spacing w:before="240" w:after="240"/>
+        <w:spacing w:before="240" w:after="240" w:line="276" w:lineRule="auto"/>
       </w:pPr>
       <w:r>
         <w:rPr>
@@ -389,7 +441,7 @@
     </w:p>
     <w:p>
       <w:r>
-        <w:pict w14:anchorId="38BBF8EB">
+        <w:pict w14:anchorId="66B4A1D3">
           <v:rect id="_x0000_i1026" style="width:0;height:1.5pt" o:hralign="center" o:hrstd="t" o:hr="t" fillcolor="#a0a0a0" stroked="f"/>
         </w:pict>
       </w:r>
@@ -401,7 +453,6 @@
       <w:bookmarkStart w:id="4" w:name="_vwd4djws8cl3" w:colFirst="0" w:colLast="0"/>
       <w:bookmarkEnd w:id="4"/>
       <w:r>
-        <w:lastRenderedPageBreak/>
         <w:t>2. Defect Severity Index (DSI)</w:t>
       </w:r>
     </w:p>
@@ -411,51 +462,77 @@
       </w:pPr>
       <w:r>
         <w:rPr>
-          <w:b/>
-          <w:shd w:val="clear" w:color="auto" w:fill="B7B7B7"/>
-        </w:rPr>
-        <w:t># Source</w:t>
-      </w:r>
-      <w:r>
-        <w:rPr>
-          <w:shd w:val="clear" w:color="auto" w:fill="B7B7B7"/>
-        </w:rPr>
-        <w:t xml:space="preserve">: </w:t>
-      </w:r>
-      <w:r>
-        <w:rPr>
-          <w:b/>
-          <w:shd w:val="clear" w:color="auto" w:fill="B7B7B7"/>
-        </w:rPr>
-        <w:t xml:space="preserve">Chatgpt </w:t>
-      </w:r>
-      <w:r>
-        <w:rPr>
-          <w:b/>
-          <w:sz w:val="14"/>
-          <w:szCs w:val="14"/>
-          <w:shd w:val="clear" w:color="auto" w:fill="B7B7B7"/>
-        </w:rPr>
-        <w:t>(GPT</w:t>
-      </w:r>
-      <w:r>
-        <w:rPr>
-          <w:rFonts w:ascii="Cambria Math" w:hAnsi="Cambria Math" w:cs="Cambria Math"/>
-          <w:b/>
-          <w:sz w:val="14"/>
-          <w:szCs w:val="14"/>
-          <w:shd w:val="clear" w:color="auto" w:fill="B7B7B7"/>
+          <w:rFonts w:ascii="Arial" w:eastAsia="Arial" w:hAnsi="Arial" w:cs="Arial"/>
+          <w:b/>
+          <w:color w:val="000000"/>
+          <w:sz w:val="18"/>
+          <w:highlight w:val="lightGray"/>
+        </w:rPr>
+        <w:t># Source: AI Source: Provided by: [Data Path</w:t>
+      </w:r>
+      <w:r>
+        <w:rPr>
+          <w:rFonts w:ascii="Arial" w:eastAsia="Arial" w:hAnsi="Arial" w:cs="Arial"/>
+          <w:color w:val="000000"/>
+          <w:sz w:val="18"/>
+          <w:highlight w:val="lightGray"/>
+        </w:rPr>
+        <w:t xml:space="preserve">: Persons Table -&gt; ID Column: 1, Name_En Column: Motasem Essam] -&gt; </w:t>
+      </w:r>
+      <w:r>
+        <w:rPr>
+          <w:rFonts w:ascii="Arial" w:eastAsia="Arial" w:hAnsi="Arial" w:cs="Arial"/>
+          <w:b/>
+          <w:color w:val="000000"/>
+          <w:sz w:val="18"/>
+          <w:highlight w:val="lightGray"/>
+        </w:rPr>
+        <w:t>From:</w:t>
+      </w:r>
+      <w:r>
+        <w:rPr>
+          <w:rFonts w:ascii="Arial" w:eastAsia="Arial" w:hAnsi="Arial" w:cs="Arial"/>
+          <w:color w:val="000000"/>
+          <w:sz w:val="18"/>
+          <w:highlight w:val="lightGray"/>
+        </w:rPr>
+        <w:t xml:space="preserve"> [Chatgpt (GPT</w:t>
+      </w:r>
+      <w:r>
+        <w:rPr>
+          <w:rFonts w:ascii="Arial" w:eastAsia="Arial" w:hAnsi="Arial" w:cs="Cambria Math"/>
+          <w:color w:val="000000"/>
+          <w:sz w:val="18"/>
+          <w:highlight w:val="lightGray"/>
         </w:rPr>
         <w:t>‑</w:t>
       </w:r>
       <w:r>
         <w:rPr>
-          <w:b/>
-          <w:sz w:val="14"/>
-          <w:szCs w:val="14"/>
-          <w:shd w:val="clear" w:color="auto" w:fill="B7B7B7"/>
-        </w:rPr>
-        <w:t>5 Mini) at [8/18/2025]</w:t>
+          <w:rFonts w:ascii="Arial" w:eastAsia="Arial" w:hAnsi="Arial" w:cs="Arial"/>
+          <w:color w:val="000000"/>
+          <w:sz w:val="18"/>
+          <w:highlight w:val="lightGray"/>
+        </w:rPr>
+        <w:t xml:space="preserve">5 Mini)] </w:t>
+      </w:r>
+      <w:r>
+        <w:rPr>
+          <w:rFonts w:ascii="Arial" w:eastAsia="Arial" w:hAnsi="Arial" w:cs="Arial"/>
+          <w:b/>
+          <w:color w:val="000000"/>
+          <w:sz w:val="18"/>
+          <w:highlight w:val="lightGray"/>
+        </w:rPr>
+        <w:t>on</w:t>
+      </w:r>
+      <w:r>
+        <w:rPr>
+          <w:rFonts w:ascii="Arial" w:eastAsia="Arial" w:hAnsi="Arial"/>
+          <w:sz w:val="18"/>
+          <w:highlight w:val="lightGray"/>
+        </w:rPr>
+        <w:t xml:space="preserve"> [8/18/2025]</w:t>
       </w:r>
     </w:p>
     <w:p>
@@ -464,7 +541,7 @@
           <w:ilvl w:val="0"/>
           <w:numId w:val="8"/>
         </w:numPr>
-        <w:spacing w:before="240"/>
+        <w:spacing w:before="240" w:after="0" w:line="276" w:lineRule="auto"/>
       </w:pPr>
       <w:r>
         <w:rPr>
@@ -492,7 +569,7 @@
           <w:ilvl w:val="0"/>
           <w:numId w:val="8"/>
         </w:numPr>
-        <w:spacing w:after="240"/>
+        <w:spacing w:after="240" w:line="276" w:lineRule="auto"/>
         <w:rPr>
           <w:rFonts w:ascii="Roboto Mono" w:eastAsia="Roboto Mono" w:hAnsi="Roboto Mono" w:cs="Roboto Mono"/>
         </w:rPr>
@@ -519,7 +596,7 @@
           <w:noProof/>
         </w:rPr>
         <w:drawing>
-          <wp:inline distT="114300" distB="114300" distL="114300" distR="114300" wp14:anchorId="18F503F5" wp14:editId="0AA59856">
+          <wp:inline distT="114300" distB="114300" distL="114300" distR="114300" wp14:anchorId="19D0F7CF" wp14:editId="00BF72A1">
             <wp:extent cx="3981450" cy="533400"/>
             <wp:effectExtent l="0" t="0" r="0" b="0"/>
             <wp:docPr id="4" name="image3.png"/>
@@ -573,7 +650,7 @@
           <w:ilvl w:val="0"/>
           <w:numId w:val="8"/>
         </w:numPr>
-        <w:spacing w:before="240" w:after="240"/>
+        <w:spacing w:before="240" w:after="240" w:line="276" w:lineRule="auto"/>
       </w:pPr>
       <w:r>
         <w:rPr>
@@ -597,7 +674,7 @@
     </w:p>
     <w:p>
       <w:r>
-        <w:pict w14:anchorId="1E4920BF">
+        <w:pict w14:anchorId="3AB11560">
           <v:rect id="_x0000_i1027" style="width:0;height:1.5pt" o:hralign="center" o:hrstd="t" o:hr="t" fillcolor="#a0a0a0" stroked="f"/>
         </w:pict>
       </w:r>
@@ -620,51 +697,77 @@
       </w:pPr>
       <w:r>
         <w:rPr>
-          <w:b/>
-          <w:shd w:val="clear" w:color="auto" w:fill="B7B7B7"/>
-        </w:rPr>
-        <w:t># Source</w:t>
-      </w:r>
-      <w:r>
-        <w:rPr>
-          <w:shd w:val="clear" w:color="auto" w:fill="B7B7B7"/>
-        </w:rPr>
-        <w:t xml:space="preserve">: </w:t>
-      </w:r>
-      <w:r>
-        <w:rPr>
-          <w:b/>
-          <w:shd w:val="clear" w:color="auto" w:fill="B7B7B7"/>
-        </w:rPr>
-        <w:t xml:space="preserve">Chatgpt </w:t>
-      </w:r>
-      <w:r>
-        <w:rPr>
-          <w:b/>
-          <w:sz w:val="14"/>
-          <w:szCs w:val="14"/>
-          <w:shd w:val="clear" w:color="auto" w:fill="B7B7B7"/>
-        </w:rPr>
-        <w:t>(GPT</w:t>
-      </w:r>
-      <w:r>
-        <w:rPr>
-          <w:rFonts w:ascii="Cambria Math" w:hAnsi="Cambria Math" w:cs="Cambria Math"/>
-          <w:b/>
-          <w:sz w:val="14"/>
-          <w:szCs w:val="14"/>
-          <w:shd w:val="clear" w:color="auto" w:fill="B7B7B7"/>
+          <w:rFonts w:ascii="Arial" w:eastAsia="Arial" w:hAnsi="Arial" w:cs="Arial"/>
+          <w:b/>
+          <w:color w:val="000000"/>
+          <w:sz w:val="18"/>
+          <w:highlight w:val="lightGray"/>
+        </w:rPr>
+        <w:t># Source: AI Source: Provided by: [Data Path</w:t>
+      </w:r>
+      <w:r>
+        <w:rPr>
+          <w:rFonts w:ascii="Arial" w:eastAsia="Arial" w:hAnsi="Arial" w:cs="Arial"/>
+          <w:color w:val="000000"/>
+          <w:sz w:val="18"/>
+          <w:highlight w:val="lightGray"/>
+        </w:rPr>
+        <w:t xml:space="preserve">: Persons Table -&gt; ID Column: 1, Name_En Column: Motasem Essam] -&gt; </w:t>
+      </w:r>
+      <w:r>
+        <w:rPr>
+          <w:rFonts w:ascii="Arial" w:eastAsia="Arial" w:hAnsi="Arial" w:cs="Arial"/>
+          <w:b/>
+          <w:color w:val="000000"/>
+          <w:sz w:val="18"/>
+          <w:highlight w:val="lightGray"/>
+        </w:rPr>
+        <w:t>From:</w:t>
+      </w:r>
+      <w:r>
+        <w:rPr>
+          <w:rFonts w:ascii="Arial" w:eastAsia="Arial" w:hAnsi="Arial" w:cs="Arial"/>
+          <w:color w:val="000000"/>
+          <w:sz w:val="18"/>
+          <w:highlight w:val="lightGray"/>
+        </w:rPr>
+        <w:t xml:space="preserve"> [Chatgpt (GPT</w:t>
+      </w:r>
+      <w:r>
+        <w:rPr>
+          <w:rFonts w:ascii="Arial" w:eastAsia="Arial" w:hAnsi="Arial" w:cs="Cambria Math"/>
+          <w:color w:val="000000"/>
+          <w:sz w:val="18"/>
+          <w:highlight w:val="lightGray"/>
         </w:rPr>
         <w:t>‑</w:t>
       </w:r>
       <w:r>
         <w:rPr>
-          <w:b/>
-          <w:sz w:val="14"/>
-          <w:szCs w:val="14"/>
-          <w:shd w:val="clear" w:color="auto" w:fill="B7B7B7"/>
-        </w:rPr>
-        <w:t>5 Mini) at [8/18/2025]</w:t>
+          <w:rFonts w:ascii="Arial" w:eastAsia="Arial" w:hAnsi="Arial" w:cs="Arial"/>
+          <w:color w:val="000000"/>
+          <w:sz w:val="18"/>
+          <w:highlight w:val="lightGray"/>
+        </w:rPr>
+        <w:t xml:space="preserve">5 Mini)] </w:t>
+      </w:r>
+      <w:r>
+        <w:rPr>
+          <w:rFonts w:ascii="Arial" w:eastAsia="Arial" w:hAnsi="Arial" w:cs="Arial"/>
+          <w:b/>
+          <w:color w:val="000000"/>
+          <w:sz w:val="18"/>
+          <w:highlight w:val="lightGray"/>
+        </w:rPr>
+        <w:t>on</w:t>
+      </w:r>
+      <w:r>
+        <w:rPr>
+          <w:rFonts w:ascii="Arial" w:eastAsia="Arial" w:hAnsi="Arial"/>
+          <w:sz w:val="18"/>
+          <w:highlight w:val="lightGray"/>
+        </w:rPr>
+        <w:t xml:space="preserve"> [8/18/2025]</w:t>
       </w:r>
     </w:p>
     <w:p>
@@ -673,7 +776,7 @@
           <w:ilvl w:val="0"/>
           <w:numId w:val="3"/>
         </w:numPr>
-        <w:spacing w:before="240"/>
+        <w:spacing w:before="240" w:after="0" w:line="276" w:lineRule="auto"/>
       </w:pPr>
       <w:r>
         <w:rPr>
@@ -701,7 +804,7 @@
           <w:ilvl w:val="0"/>
           <w:numId w:val="3"/>
         </w:numPr>
-        <w:spacing w:after="240"/>
+        <w:spacing w:after="240" w:line="276" w:lineRule="auto"/>
         <w:rPr>
           <w:rFonts w:ascii="Roboto Mono" w:eastAsia="Roboto Mono" w:hAnsi="Roboto Mono" w:cs="Roboto Mono"/>
         </w:rPr>
@@ -728,7 +831,7 @@
           <w:noProof/>
         </w:rPr>
         <w:drawing>
-          <wp:inline distT="114300" distB="114300" distL="114300" distR="114300" wp14:anchorId="0DD1D5EA" wp14:editId="46082E1A">
+          <wp:inline distT="114300" distB="114300" distL="114300" distR="114300" wp14:anchorId="4B9D4754" wp14:editId="6BC64E3C">
             <wp:extent cx="2905125" cy="504825"/>
             <wp:effectExtent l="0" t="0" r="0" b="0"/>
             <wp:docPr id="3" name="image4.png"/>
@@ -782,7 +885,7 @@
           <w:ilvl w:val="0"/>
           <w:numId w:val="3"/>
         </w:numPr>
-        <w:spacing w:before="240" w:after="240"/>
+        <w:spacing w:before="240" w:after="240" w:line="276" w:lineRule="auto"/>
       </w:pPr>
       <w:r>
         <w:rPr>
@@ -813,7 +916,7 @@
     </w:p>
     <w:p>
       <w:r>
-        <w:pict w14:anchorId="7679FCE6">
+        <w:pict w14:anchorId="368DCD75">
           <v:rect id="_x0000_i1028" style="width:0;height:1.5pt" o:hralign="center" o:hrstd="t" o:hr="t" fillcolor="#a0a0a0" stroked="f"/>
         </w:pict>
       </w:r>
@@ -837,51 +940,77 @@
       </w:pPr>
       <w:r>
         <w:rPr>
-          <w:b/>
-          <w:shd w:val="clear" w:color="auto" w:fill="B7B7B7"/>
-        </w:rPr>
-        <w:t># Source</w:t>
-      </w:r>
-      <w:r>
-        <w:rPr>
-          <w:shd w:val="clear" w:color="auto" w:fill="B7B7B7"/>
-        </w:rPr>
-        <w:t xml:space="preserve">: </w:t>
-      </w:r>
-      <w:r>
-        <w:rPr>
-          <w:b/>
-          <w:shd w:val="clear" w:color="auto" w:fill="B7B7B7"/>
-        </w:rPr>
-        <w:t xml:space="preserve">Chatgpt </w:t>
-      </w:r>
-      <w:r>
-        <w:rPr>
-          <w:b/>
-          <w:sz w:val="14"/>
-          <w:szCs w:val="14"/>
-          <w:shd w:val="clear" w:color="auto" w:fill="B7B7B7"/>
-        </w:rPr>
-        <w:t>(GPT</w:t>
-      </w:r>
-      <w:r>
-        <w:rPr>
-          <w:rFonts w:ascii="Cambria Math" w:hAnsi="Cambria Math" w:cs="Cambria Math"/>
-          <w:b/>
-          <w:sz w:val="14"/>
-          <w:szCs w:val="14"/>
-          <w:shd w:val="clear" w:color="auto" w:fill="B7B7B7"/>
+          <w:rFonts w:ascii="Arial" w:eastAsia="Arial" w:hAnsi="Arial" w:cs="Arial"/>
+          <w:b/>
+          <w:color w:val="000000"/>
+          <w:sz w:val="18"/>
+          <w:highlight w:val="lightGray"/>
+        </w:rPr>
+        <w:t># Source: AI Source: Provided by: [Data Path</w:t>
+      </w:r>
+      <w:r>
+        <w:rPr>
+          <w:rFonts w:ascii="Arial" w:eastAsia="Arial" w:hAnsi="Arial" w:cs="Arial"/>
+          <w:color w:val="000000"/>
+          <w:sz w:val="18"/>
+          <w:highlight w:val="lightGray"/>
+        </w:rPr>
+        <w:t xml:space="preserve">: Persons Table -&gt; ID Column: 1, Name_En Column: Motasem Essam] -&gt; </w:t>
+      </w:r>
+      <w:r>
+        <w:rPr>
+          <w:rFonts w:ascii="Arial" w:eastAsia="Arial" w:hAnsi="Arial" w:cs="Arial"/>
+          <w:b/>
+          <w:color w:val="000000"/>
+          <w:sz w:val="18"/>
+          <w:highlight w:val="lightGray"/>
+        </w:rPr>
+        <w:t>From:</w:t>
+      </w:r>
+      <w:r>
+        <w:rPr>
+          <w:rFonts w:ascii="Arial" w:eastAsia="Arial" w:hAnsi="Arial" w:cs="Arial"/>
+          <w:color w:val="000000"/>
+          <w:sz w:val="18"/>
+          <w:highlight w:val="lightGray"/>
+        </w:rPr>
+        <w:t xml:space="preserve"> [Chatgpt (GPT</w:t>
+      </w:r>
+      <w:r>
+        <w:rPr>
+          <w:rFonts w:ascii="Arial" w:eastAsia="Arial" w:hAnsi="Arial" w:cs="Cambria Math"/>
+          <w:color w:val="000000"/>
+          <w:sz w:val="18"/>
+          <w:highlight w:val="lightGray"/>
         </w:rPr>
         <w:t>‑</w:t>
       </w:r>
       <w:r>
         <w:rPr>
-          <w:b/>
-          <w:sz w:val="14"/>
-          <w:szCs w:val="14"/>
-          <w:shd w:val="clear" w:color="auto" w:fill="B7B7B7"/>
-        </w:rPr>
-        <w:t>5 Mini) at [8/18/2025]</w:t>
+          <w:rFonts w:ascii="Arial" w:eastAsia="Arial" w:hAnsi="Arial" w:cs="Arial"/>
+          <w:color w:val="000000"/>
+          <w:sz w:val="18"/>
+          <w:highlight w:val="lightGray"/>
+        </w:rPr>
+        <w:t xml:space="preserve">5 Mini)] </w:t>
+      </w:r>
+      <w:r>
+        <w:rPr>
+          <w:rFonts w:ascii="Arial" w:eastAsia="Arial" w:hAnsi="Arial" w:cs="Arial"/>
+          <w:b/>
+          <w:color w:val="000000"/>
+          <w:sz w:val="18"/>
+          <w:highlight w:val="lightGray"/>
+        </w:rPr>
+        <w:t>on</w:t>
+      </w:r>
+      <w:r>
+        <w:rPr>
+          <w:rFonts w:ascii="Arial" w:eastAsia="Arial" w:hAnsi="Arial"/>
+          <w:sz w:val="18"/>
+          <w:highlight w:val="lightGray"/>
+        </w:rPr>
+        <w:t xml:space="preserve"> [8/18/2025]</w:t>
       </w:r>
     </w:p>
     <w:p>
@@ -890,14 +1019,13 @@
           <w:ilvl w:val="0"/>
           <w:numId w:val="6"/>
         </w:numPr>
-        <w:spacing w:before="240"/>
-      </w:pPr>
-      <w:r>
-        <w:rPr>
-          <w:rFonts w:ascii="Roboto Mono" w:eastAsia="Roboto Mono" w:hAnsi="Roboto Mono" w:cs="Roboto Mono"/>
-          <w:b/>
-        </w:rPr>
-        <w:lastRenderedPageBreak/>
+        <w:spacing w:before="240" w:after="0" w:line="276" w:lineRule="auto"/>
+      </w:pPr>
+      <w:r>
+        <w:rPr>
+          <w:rFonts w:ascii="Roboto Mono" w:eastAsia="Roboto Mono" w:hAnsi="Roboto Mono" w:cs="Roboto Mono"/>
+          <w:b/>
+        </w:rPr>
         <w:t>Description:</w:t>
       </w:r>
       <w:r>
@@ -919,7 +1047,7 @@
           <w:ilvl w:val="0"/>
           <w:numId w:val="6"/>
         </w:numPr>
-        <w:spacing w:after="240"/>
+        <w:spacing w:after="240" w:line="276" w:lineRule="auto"/>
         <w:rPr>
           <w:rFonts w:ascii="Roboto Mono" w:eastAsia="Roboto Mono" w:hAnsi="Roboto Mono" w:cs="Roboto Mono"/>
         </w:rPr>
@@ -946,7 +1074,7 @@
           <w:noProof/>
         </w:rPr>
         <w:drawing>
-          <wp:inline distT="114300" distB="114300" distL="114300" distR="114300" wp14:anchorId="42DD68D9" wp14:editId="430C18A9">
+          <wp:inline distT="114300" distB="114300" distL="114300" distR="114300" wp14:anchorId="31B44E9B" wp14:editId="6D385F0E">
             <wp:extent cx="3590925" cy="514350"/>
             <wp:effectExtent l="0" t="0" r="0" b="0"/>
             <wp:docPr id="5" name="image5.png"/>
@@ -1003,7 +1131,7 @@
           <w:ilvl w:val="0"/>
           <w:numId w:val="6"/>
         </w:numPr>
-        <w:spacing w:before="240" w:after="240"/>
+        <w:spacing w:before="240" w:after="240" w:line="276" w:lineRule="auto"/>
       </w:pPr>
       <w:r>
         <w:rPr>
@@ -1027,7 +1155,7 @@
     </w:p>
     <w:p>
       <w:r>
-        <w:pict w14:anchorId="40E808A1">
+        <w:pict w14:anchorId="790FC336">
           <v:rect id="_x0000_i1029" style="width:0;height:1.5pt" o:hralign="center" o:hrstd="t" o:hr="t" fillcolor="#a0a0a0" stroked="f"/>
         </w:pict>
       </w:r>
@@ -1050,51 +1178,77 @@
       </w:pPr>
       <w:r>
         <w:rPr>
-          <w:b/>
-          <w:shd w:val="clear" w:color="auto" w:fill="B7B7B7"/>
-        </w:rPr>
-        <w:t># Source</w:t>
-      </w:r>
-      <w:r>
-        <w:rPr>
-          <w:shd w:val="clear" w:color="auto" w:fill="B7B7B7"/>
-        </w:rPr>
-        <w:t xml:space="preserve">: </w:t>
-      </w:r>
-      <w:r>
-        <w:rPr>
-          <w:b/>
-          <w:shd w:val="clear" w:color="auto" w:fill="B7B7B7"/>
-        </w:rPr>
-        <w:t xml:space="preserve">Chatgpt </w:t>
-      </w:r>
-      <w:r>
-        <w:rPr>
-          <w:b/>
-          <w:sz w:val="14"/>
-          <w:szCs w:val="14"/>
-          <w:shd w:val="clear" w:color="auto" w:fill="B7B7B7"/>
-        </w:rPr>
-        <w:t>(GPT</w:t>
-      </w:r>
-      <w:r>
-        <w:rPr>
-          <w:rFonts w:ascii="Cambria Math" w:hAnsi="Cambria Math" w:cs="Cambria Math"/>
-          <w:b/>
-          <w:sz w:val="14"/>
-          <w:szCs w:val="14"/>
-          <w:shd w:val="clear" w:color="auto" w:fill="B7B7B7"/>
+          <w:rFonts w:ascii="Arial" w:eastAsia="Arial" w:hAnsi="Arial" w:cs="Arial"/>
+          <w:b/>
+          <w:color w:val="000000"/>
+          <w:sz w:val="18"/>
+          <w:highlight w:val="lightGray"/>
+        </w:rPr>
+        <w:t># Source: AI Source: Provided by: [Data Path</w:t>
+      </w:r>
+      <w:r>
+        <w:rPr>
+          <w:rFonts w:ascii="Arial" w:eastAsia="Arial" w:hAnsi="Arial" w:cs="Arial"/>
+          <w:color w:val="000000"/>
+          <w:sz w:val="18"/>
+          <w:highlight w:val="lightGray"/>
+        </w:rPr>
+        <w:t xml:space="preserve">: Persons Table -&gt; ID Column: 1, Name_En Column: Motasem Essam] -&gt; </w:t>
+      </w:r>
+      <w:r>
+        <w:rPr>
+          <w:rFonts w:ascii="Arial" w:eastAsia="Arial" w:hAnsi="Arial" w:cs="Arial"/>
+          <w:b/>
+          <w:color w:val="000000"/>
+          <w:sz w:val="18"/>
+          <w:highlight w:val="lightGray"/>
+        </w:rPr>
+        <w:t>From:</w:t>
+      </w:r>
+      <w:r>
+        <w:rPr>
+          <w:rFonts w:ascii="Arial" w:eastAsia="Arial" w:hAnsi="Arial" w:cs="Arial"/>
+          <w:color w:val="000000"/>
+          <w:sz w:val="18"/>
+          <w:highlight w:val="lightGray"/>
+        </w:rPr>
+        <w:t xml:space="preserve"> [Chatgpt (GPT</w:t>
+      </w:r>
+      <w:r>
+        <w:rPr>
+          <w:rFonts w:ascii="Arial" w:eastAsia="Arial" w:hAnsi="Arial" w:cs="Cambria Math"/>
+          <w:color w:val="000000"/>
+          <w:sz w:val="18"/>
+          <w:highlight w:val="lightGray"/>
         </w:rPr>
         <w:t>‑</w:t>
       </w:r>
       <w:r>
         <w:rPr>
-          <w:b/>
-          <w:sz w:val="14"/>
-          <w:szCs w:val="14"/>
-          <w:shd w:val="clear" w:color="auto" w:fill="B7B7B7"/>
-        </w:rPr>
-        <w:t>5 Mini) at [8/18/2025]</w:t>
+          <w:rFonts w:ascii="Arial" w:eastAsia="Arial" w:hAnsi="Arial" w:cs="Arial"/>
+          <w:color w:val="000000"/>
+          <w:sz w:val="18"/>
+          <w:highlight w:val="lightGray"/>
+        </w:rPr>
+        <w:t xml:space="preserve">5 Mini)] </w:t>
+      </w:r>
+      <w:r>
+        <w:rPr>
+          <w:rFonts w:ascii="Arial" w:eastAsia="Arial" w:hAnsi="Arial" w:cs="Arial"/>
+          <w:b/>
+          <w:color w:val="000000"/>
+          <w:sz w:val="18"/>
+          <w:highlight w:val="lightGray"/>
+        </w:rPr>
+        <w:t>on</w:t>
+      </w:r>
+      <w:r>
+        <w:rPr>
+          <w:rFonts w:ascii="Arial" w:eastAsia="Arial" w:hAnsi="Arial"/>
+          <w:sz w:val="18"/>
+          <w:highlight w:val="lightGray"/>
+        </w:rPr>
+        <w:t xml:space="preserve"> [8/18/2025]</w:t>
       </w:r>
     </w:p>
     <w:p>
@@ -1103,7 +1257,7 @@
           <w:ilvl w:val="0"/>
           <w:numId w:val="9"/>
         </w:numPr>
-        <w:spacing w:before="240"/>
+        <w:spacing w:before="240" w:after="0" w:line="276" w:lineRule="auto"/>
       </w:pPr>
       <w:r>
         <w:rPr>
@@ -1131,7 +1285,7 @@
           <w:ilvl w:val="0"/>
           <w:numId w:val="9"/>
         </w:numPr>
-        <w:spacing w:after="240"/>
+        <w:spacing w:after="240" w:line="276" w:lineRule="auto"/>
       </w:pPr>
       <w:r>
         <w:rPr>
@@ -1152,7 +1306,7 @@
     </w:p>
     <w:p>
       <w:r>
-        <w:pict w14:anchorId="209FD2BF">
+        <w:pict w14:anchorId="6CC0FA48">
           <v:rect id="_x0000_i1030" style="width:0;height:1.5pt" o:hralign="center" o:hrstd="t" o:hr="t" fillcolor="#a0a0a0" stroked="f"/>
         </w:pict>
       </w:r>
@@ -1175,51 +1329,77 @@
       </w:pPr>
       <w:r>
         <w:rPr>
-          <w:b/>
-          <w:shd w:val="clear" w:color="auto" w:fill="B7B7B7"/>
-        </w:rPr>
-        <w:t># Source</w:t>
-      </w:r>
-      <w:r>
-        <w:rPr>
-          <w:shd w:val="clear" w:color="auto" w:fill="B7B7B7"/>
-        </w:rPr>
-        <w:t xml:space="preserve">: </w:t>
-      </w:r>
-      <w:r>
-        <w:rPr>
-          <w:b/>
-          <w:shd w:val="clear" w:color="auto" w:fill="B7B7B7"/>
-        </w:rPr>
-        <w:t xml:space="preserve">Chatgpt </w:t>
-      </w:r>
-      <w:r>
-        <w:rPr>
-          <w:b/>
-          <w:sz w:val="14"/>
-          <w:szCs w:val="14"/>
-          <w:shd w:val="clear" w:color="auto" w:fill="B7B7B7"/>
-        </w:rPr>
-        <w:t>(GPT</w:t>
-      </w:r>
-      <w:r>
-        <w:rPr>
-          <w:rFonts w:ascii="Cambria Math" w:hAnsi="Cambria Math" w:cs="Cambria Math"/>
-          <w:b/>
-          <w:sz w:val="14"/>
-          <w:szCs w:val="14"/>
-          <w:shd w:val="clear" w:color="auto" w:fill="B7B7B7"/>
+          <w:rFonts w:ascii="Arial" w:eastAsia="Arial" w:hAnsi="Arial" w:cs="Arial"/>
+          <w:b/>
+          <w:color w:val="000000"/>
+          <w:sz w:val="18"/>
+          <w:highlight w:val="lightGray"/>
+        </w:rPr>
+        <w:t># Source: AI Source: Provided by: [Data Path</w:t>
+      </w:r>
+      <w:r>
+        <w:rPr>
+          <w:rFonts w:ascii="Arial" w:eastAsia="Arial" w:hAnsi="Arial" w:cs="Arial"/>
+          <w:color w:val="000000"/>
+          <w:sz w:val="18"/>
+          <w:highlight w:val="lightGray"/>
+        </w:rPr>
+        <w:t xml:space="preserve">: Persons Table -&gt; ID Column: 1, Name_En Column: Motasem Essam] -&gt; </w:t>
+      </w:r>
+      <w:r>
+        <w:rPr>
+          <w:rFonts w:ascii="Arial" w:eastAsia="Arial" w:hAnsi="Arial" w:cs="Arial"/>
+          <w:b/>
+          <w:color w:val="000000"/>
+          <w:sz w:val="18"/>
+          <w:highlight w:val="lightGray"/>
+        </w:rPr>
+        <w:t>From:</w:t>
+      </w:r>
+      <w:r>
+        <w:rPr>
+          <w:rFonts w:ascii="Arial" w:eastAsia="Arial" w:hAnsi="Arial" w:cs="Arial"/>
+          <w:color w:val="000000"/>
+          <w:sz w:val="18"/>
+          <w:highlight w:val="lightGray"/>
+        </w:rPr>
+        <w:t xml:space="preserve"> [Chatgpt (GPT</w:t>
+      </w:r>
+      <w:r>
+        <w:rPr>
+          <w:rFonts w:ascii="Arial" w:eastAsia="Arial" w:hAnsi="Arial" w:cs="Cambria Math"/>
+          <w:color w:val="000000"/>
+          <w:sz w:val="18"/>
+          <w:highlight w:val="lightGray"/>
         </w:rPr>
         <w:t>‑</w:t>
       </w:r>
       <w:r>
         <w:rPr>
-          <w:b/>
-          <w:sz w:val="14"/>
-          <w:szCs w:val="14"/>
-          <w:shd w:val="clear" w:color="auto" w:fill="B7B7B7"/>
-        </w:rPr>
-        <w:t>5 Mini) at [8/18/2025]</w:t>
+          <w:rFonts w:ascii="Arial" w:eastAsia="Arial" w:hAnsi="Arial" w:cs="Arial"/>
+          <w:color w:val="000000"/>
+          <w:sz w:val="18"/>
+          <w:highlight w:val="lightGray"/>
+        </w:rPr>
+        <w:t xml:space="preserve">5 Mini)] </w:t>
+      </w:r>
+      <w:r>
+        <w:rPr>
+          <w:rFonts w:ascii="Arial" w:eastAsia="Arial" w:hAnsi="Arial" w:cs="Arial"/>
+          <w:b/>
+          <w:color w:val="000000"/>
+          <w:sz w:val="18"/>
+          <w:highlight w:val="lightGray"/>
+        </w:rPr>
+        <w:t>on</w:t>
+      </w:r>
+      <w:r>
+        <w:rPr>
+          <w:rFonts w:ascii="Arial" w:eastAsia="Arial" w:hAnsi="Arial"/>
+          <w:sz w:val="18"/>
+          <w:highlight w:val="lightGray"/>
+        </w:rPr>
+        <w:t xml:space="preserve"> [8/18/2025]</w:t>
       </w:r>
     </w:p>
     <w:p>
@@ -1228,7 +1408,7 @@
           <w:ilvl w:val="0"/>
           <w:numId w:val="4"/>
         </w:numPr>
-        <w:spacing w:before="240"/>
+        <w:spacing w:before="240" w:after="0" w:line="276" w:lineRule="auto"/>
       </w:pPr>
       <w:r>
         <w:rPr>
@@ -1256,6 +1436,7 @@
           <w:ilvl w:val="0"/>
           <w:numId w:val="4"/>
         </w:numPr>
+        <w:spacing w:after="0" w:line="276" w:lineRule="auto"/>
         <w:rPr>
           <w:rFonts w:ascii="Roboto Mono" w:eastAsia="Roboto Mono" w:hAnsi="Roboto Mono" w:cs="Roboto Mono"/>
         </w:rPr>
@@ -1281,6 +1462,7 @@
           <w:ilvl w:val="1"/>
           <w:numId w:val="4"/>
         </w:numPr>
+        <w:spacing w:after="0" w:line="276" w:lineRule="auto"/>
         <w:rPr>
           <w:rFonts w:ascii="Roboto Mono" w:eastAsia="Roboto Mono" w:hAnsi="Roboto Mono" w:cs="Roboto Mono"/>
         </w:rPr>
@@ -1304,7 +1486,7 @@
           <w:ilvl w:val="1"/>
           <w:numId w:val="4"/>
         </w:numPr>
-        <w:spacing w:after="240"/>
+        <w:spacing w:after="240" w:line="276" w:lineRule="auto"/>
         <w:rPr>
           <w:rFonts w:ascii="Roboto Mono" w:eastAsia="Roboto Mono" w:hAnsi="Roboto Mono" w:cs="Roboto Mono"/>
         </w:rPr>
@@ -1324,7 +1506,7 @@
     </w:p>
     <w:p>
       <w:r>
-        <w:pict w14:anchorId="2E649D17">
+        <w:pict w14:anchorId="424E8C2D">
           <v:rect id="_x0000_i1031" style="width:0;height:1.5pt" o:hralign="center" o:hrstd="t" o:hr="t" fillcolor="#a0a0a0" stroked="f"/>
         </w:pict>
       </w:r>
@@ -1338,7 +1520,6 @@
       <w:bookmarkStart w:id="9" w:name="_b8nads68t05" w:colFirst="0" w:colLast="0"/>
       <w:bookmarkEnd w:id="9"/>
       <w:r>
-        <w:lastRenderedPageBreak/>
         <w:t>7. Performance Efficiency</w:t>
       </w:r>
     </w:p>
@@ -1348,51 +1529,77 @@
       </w:pPr>
       <w:r>
         <w:rPr>
-          <w:b/>
-          <w:shd w:val="clear" w:color="auto" w:fill="B7B7B7"/>
-        </w:rPr>
-        <w:t># Source</w:t>
-      </w:r>
-      <w:r>
-        <w:rPr>
-          <w:shd w:val="clear" w:color="auto" w:fill="B7B7B7"/>
-        </w:rPr>
-        <w:t xml:space="preserve">: </w:t>
-      </w:r>
-      <w:r>
-        <w:rPr>
-          <w:b/>
-          <w:shd w:val="clear" w:color="auto" w:fill="B7B7B7"/>
-        </w:rPr>
-        <w:t xml:space="preserve">Chatgpt </w:t>
-      </w:r>
-      <w:r>
-        <w:rPr>
-          <w:b/>
-          <w:sz w:val="14"/>
-          <w:szCs w:val="14"/>
-          <w:shd w:val="clear" w:color="auto" w:fill="B7B7B7"/>
-        </w:rPr>
-        <w:t>(GPT</w:t>
-      </w:r>
-      <w:r>
-        <w:rPr>
-          <w:rFonts w:ascii="Cambria Math" w:hAnsi="Cambria Math" w:cs="Cambria Math"/>
-          <w:b/>
-          <w:sz w:val="14"/>
-          <w:szCs w:val="14"/>
-          <w:shd w:val="clear" w:color="auto" w:fill="B7B7B7"/>
+          <w:rFonts w:ascii="Arial" w:eastAsia="Arial" w:hAnsi="Arial" w:cs="Arial"/>
+          <w:b/>
+          <w:color w:val="000000"/>
+          <w:sz w:val="18"/>
+          <w:highlight w:val="lightGray"/>
+        </w:rPr>
+        <w:t># Source: AI Source: Provided by: [Data Path</w:t>
+      </w:r>
+      <w:r>
+        <w:rPr>
+          <w:rFonts w:ascii="Arial" w:eastAsia="Arial" w:hAnsi="Arial" w:cs="Arial"/>
+          <w:color w:val="000000"/>
+          <w:sz w:val="18"/>
+          <w:highlight w:val="lightGray"/>
+        </w:rPr>
+        <w:t xml:space="preserve">: Persons Table -&gt; ID Column: 1, Name_En Column: Motasem Essam] -&gt; </w:t>
+      </w:r>
+      <w:r>
+        <w:rPr>
+          <w:rFonts w:ascii="Arial" w:eastAsia="Arial" w:hAnsi="Arial" w:cs="Arial"/>
+          <w:b/>
+          <w:color w:val="000000"/>
+          <w:sz w:val="18"/>
+          <w:highlight w:val="lightGray"/>
+        </w:rPr>
+        <w:t>From:</w:t>
+      </w:r>
+      <w:r>
+        <w:rPr>
+          <w:rFonts w:ascii="Arial" w:eastAsia="Arial" w:hAnsi="Arial" w:cs="Arial"/>
+          <w:color w:val="000000"/>
+          <w:sz w:val="18"/>
+          <w:highlight w:val="lightGray"/>
+        </w:rPr>
+        <w:t xml:space="preserve"> [Chatgpt (GPT</w:t>
+      </w:r>
+      <w:r>
+        <w:rPr>
+          <w:rFonts w:ascii="Arial" w:eastAsia="Arial" w:hAnsi="Arial" w:cs="Cambria Math"/>
+          <w:color w:val="000000"/>
+          <w:sz w:val="18"/>
+          <w:highlight w:val="lightGray"/>
         </w:rPr>
         <w:t>‑</w:t>
       </w:r>
       <w:r>
         <w:rPr>
-          <w:b/>
-          <w:sz w:val="14"/>
-          <w:szCs w:val="14"/>
-          <w:shd w:val="clear" w:color="auto" w:fill="B7B7B7"/>
-        </w:rPr>
-        <w:t>5 Mini) at [8/18/2025]</w:t>
+          <w:rFonts w:ascii="Arial" w:eastAsia="Arial" w:hAnsi="Arial" w:cs="Arial"/>
+          <w:color w:val="000000"/>
+          <w:sz w:val="18"/>
+          <w:highlight w:val="lightGray"/>
+        </w:rPr>
+        <w:t xml:space="preserve">5 Mini)] </w:t>
+      </w:r>
+      <w:r>
+        <w:rPr>
+          <w:rFonts w:ascii="Arial" w:eastAsia="Arial" w:hAnsi="Arial" w:cs="Arial"/>
+          <w:b/>
+          <w:color w:val="000000"/>
+          <w:sz w:val="18"/>
+          <w:highlight w:val="lightGray"/>
+        </w:rPr>
+        <w:t>on</w:t>
+      </w:r>
+      <w:r>
+        <w:rPr>
+          <w:rFonts w:ascii="Arial" w:eastAsia="Arial" w:hAnsi="Arial"/>
+          <w:sz w:val="18"/>
+          <w:highlight w:val="lightGray"/>
+        </w:rPr>
+        <w:t xml:space="preserve"> [8/18/2025]</w:t>
       </w:r>
     </w:p>
     <w:p>
@@ -1401,7 +1608,7 @@
           <w:ilvl w:val="0"/>
           <w:numId w:val="7"/>
         </w:numPr>
-        <w:spacing w:before="240"/>
+        <w:spacing w:before="240" w:after="0" w:line="276" w:lineRule="auto"/>
       </w:pPr>
       <w:r>
         <w:rPr>
@@ -1429,6 +1636,7 @@
           <w:ilvl w:val="0"/>
           <w:numId w:val="7"/>
         </w:numPr>
+        <w:spacing w:after="0" w:line="276" w:lineRule="auto"/>
       </w:pPr>
       <w:r>
         <w:rPr>
@@ -1456,7 +1664,7 @@
           <w:ilvl w:val="0"/>
           <w:numId w:val="7"/>
         </w:numPr>
-        <w:spacing w:after="240"/>
+        <w:spacing w:after="240" w:line="276" w:lineRule="auto"/>
       </w:pPr>
       <w:r>
         <w:rPr>
@@ -1480,7 +1688,7 @@
     </w:p>
     <w:p>
       <w:r>
-        <w:pict w14:anchorId="64EB3B91">
+        <w:pict w14:anchorId="5A64631A">
           <v:rect id="_x0000_i1032" style="width:0;height:1.5pt" o:hralign="center" o:hrstd="t" o:hr="t" fillcolor="#a0a0a0" stroked="f"/>
         </w:pict>
       </w:r>
@@ -1503,51 +1711,77 @@
       </w:pPr>
       <w:r>
         <w:rPr>
-          <w:b/>
-          <w:shd w:val="clear" w:color="auto" w:fill="B7B7B7"/>
-        </w:rPr>
-        <w:t># Source</w:t>
-      </w:r>
-      <w:r>
-        <w:rPr>
-          <w:shd w:val="clear" w:color="auto" w:fill="B7B7B7"/>
-        </w:rPr>
-        <w:t xml:space="preserve">: </w:t>
-      </w:r>
-      <w:r>
-        <w:rPr>
-          <w:b/>
-          <w:shd w:val="clear" w:color="auto" w:fill="B7B7B7"/>
-        </w:rPr>
-        <w:t xml:space="preserve">Chatgpt </w:t>
-      </w:r>
-      <w:r>
-        <w:rPr>
-          <w:b/>
-          <w:sz w:val="14"/>
-          <w:szCs w:val="14"/>
-          <w:shd w:val="clear" w:color="auto" w:fill="B7B7B7"/>
-        </w:rPr>
-        <w:t>(GPT</w:t>
-      </w:r>
-      <w:r>
-        <w:rPr>
-          <w:rFonts w:ascii="Cambria Math" w:hAnsi="Cambria Math" w:cs="Cambria Math"/>
-          <w:b/>
-          <w:sz w:val="14"/>
-          <w:szCs w:val="14"/>
-          <w:shd w:val="clear" w:color="auto" w:fill="B7B7B7"/>
+          <w:rFonts w:ascii="Arial" w:eastAsia="Arial" w:hAnsi="Arial" w:cs="Arial"/>
+          <w:b/>
+          <w:color w:val="000000"/>
+          <w:sz w:val="18"/>
+          <w:highlight w:val="lightGray"/>
+        </w:rPr>
+        <w:t># Source: AI Source: Provided by: [Data Path</w:t>
+      </w:r>
+      <w:r>
+        <w:rPr>
+          <w:rFonts w:ascii="Arial" w:eastAsia="Arial" w:hAnsi="Arial" w:cs="Arial"/>
+          <w:color w:val="000000"/>
+          <w:sz w:val="18"/>
+          <w:highlight w:val="lightGray"/>
+        </w:rPr>
+        <w:t xml:space="preserve">: Persons Table -&gt; ID Column: 1, Name_En Column: Motasem Essam] -&gt; </w:t>
+      </w:r>
+      <w:r>
+        <w:rPr>
+          <w:rFonts w:ascii="Arial" w:eastAsia="Arial" w:hAnsi="Arial" w:cs="Arial"/>
+          <w:b/>
+          <w:color w:val="000000"/>
+          <w:sz w:val="18"/>
+          <w:highlight w:val="lightGray"/>
+        </w:rPr>
+        <w:t>From:</w:t>
+      </w:r>
+      <w:r>
+        <w:rPr>
+          <w:rFonts w:ascii="Arial" w:eastAsia="Arial" w:hAnsi="Arial" w:cs="Arial"/>
+          <w:color w:val="000000"/>
+          <w:sz w:val="18"/>
+          <w:highlight w:val="lightGray"/>
+        </w:rPr>
+        <w:t xml:space="preserve"> [Chatgpt (GPT</w:t>
+      </w:r>
+      <w:r>
+        <w:rPr>
+          <w:rFonts w:ascii="Arial" w:eastAsia="Arial" w:hAnsi="Arial" w:cs="Cambria Math"/>
+          <w:color w:val="000000"/>
+          <w:sz w:val="18"/>
+          <w:highlight w:val="lightGray"/>
         </w:rPr>
         <w:t>‑</w:t>
       </w:r>
       <w:r>
         <w:rPr>
-          <w:b/>
-          <w:sz w:val="14"/>
-          <w:szCs w:val="14"/>
-          <w:shd w:val="clear" w:color="auto" w:fill="B7B7B7"/>
-        </w:rPr>
-        <w:t>5 Mini) at [8/18/2025]</w:t>
+          <w:rFonts w:ascii="Arial" w:eastAsia="Arial" w:hAnsi="Arial" w:cs="Arial"/>
+          <w:color w:val="000000"/>
+          <w:sz w:val="18"/>
+          <w:highlight w:val="lightGray"/>
+        </w:rPr>
+        <w:t xml:space="preserve">5 Mini)] </w:t>
+      </w:r>
+      <w:r>
+        <w:rPr>
+          <w:rFonts w:ascii="Arial" w:eastAsia="Arial" w:hAnsi="Arial" w:cs="Arial"/>
+          <w:b/>
+          <w:color w:val="000000"/>
+          <w:sz w:val="18"/>
+          <w:highlight w:val="lightGray"/>
+        </w:rPr>
+        <w:t>on</w:t>
+      </w:r>
+      <w:r>
+        <w:rPr>
+          <w:rFonts w:ascii="Arial" w:eastAsia="Arial" w:hAnsi="Arial"/>
+          <w:sz w:val="18"/>
+          <w:highlight w:val="lightGray"/>
+        </w:rPr>
+        <w:t xml:space="preserve"> [8/18/2025]</w:t>
       </w:r>
     </w:p>
     <w:p>
@@ -1556,7 +1790,7 @@
           <w:ilvl w:val="0"/>
           <w:numId w:val="1"/>
         </w:numPr>
-        <w:spacing w:before="240"/>
+        <w:spacing w:before="240" w:after="0" w:line="276" w:lineRule="auto"/>
       </w:pPr>
       <w:r>
         <w:rPr>
@@ -1584,6 +1818,7 @@
           <w:ilvl w:val="0"/>
           <w:numId w:val="1"/>
         </w:numPr>
+        <w:spacing w:after="0" w:line="276" w:lineRule="auto"/>
         <w:rPr>
           <w:rFonts w:ascii="Roboto Mono" w:eastAsia="Roboto Mono" w:hAnsi="Roboto Mono" w:cs="Roboto Mono"/>
         </w:rPr>
@@ -1609,6 +1844,7 @@
           <w:ilvl w:val="1"/>
           <w:numId w:val="1"/>
         </w:numPr>
+        <w:spacing w:after="0" w:line="276" w:lineRule="auto"/>
         <w:rPr>
           <w:rFonts w:ascii="Roboto Mono" w:eastAsia="Roboto Mono" w:hAnsi="Roboto Mono" w:cs="Roboto Mono"/>
         </w:rPr>
@@ -1632,6 +1868,7 @@
           <w:ilvl w:val="1"/>
           <w:numId w:val="1"/>
         </w:numPr>
+        <w:spacing w:after="0" w:line="276" w:lineRule="auto"/>
         <w:rPr>
           <w:rFonts w:ascii="Roboto Mono" w:eastAsia="Roboto Mono" w:hAnsi="Roboto Mono" w:cs="Roboto Mono"/>
         </w:rPr>
@@ -1655,7 +1892,7 @@
           <w:ilvl w:val="1"/>
           <w:numId w:val="1"/>
         </w:numPr>
-        <w:spacing w:after="240"/>
+        <w:spacing w:after="240" w:line="276" w:lineRule="auto"/>
       </w:pPr>
       <w:r>
         <w:rPr>
@@ -1669,7 +1906,7 @@
     </w:p>
     <w:p>
       <w:r>
-        <w:pict w14:anchorId="2F591D11">
+        <w:pict w14:anchorId="583AC498">
           <v:rect id="_x0000_i1033" style="width:0;height:1.5pt" o:hralign="center" o:hrstd="t" o:hr="t" fillcolor="#a0a0a0" stroked="f"/>
         </w:pict>
       </w:r>
@@ -1693,51 +1930,77 @@
       </w:pPr>
       <w:r>
         <w:rPr>
-          <w:b/>
-          <w:shd w:val="clear" w:color="auto" w:fill="B7B7B7"/>
-        </w:rPr>
-        <w:t># Source</w:t>
-      </w:r>
-      <w:r>
-        <w:rPr>
-          <w:shd w:val="clear" w:color="auto" w:fill="B7B7B7"/>
-        </w:rPr>
-        <w:t xml:space="preserve">: </w:t>
-      </w:r>
-      <w:r>
-        <w:rPr>
-          <w:b/>
-          <w:shd w:val="clear" w:color="auto" w:fill="B7B7B7"/>
-        </w:rPr>
-        <w:t xml:space="preserve">Chatgpt </w:t>
-      </w:r>
-      <w:r>
-        <w:rPr>
-          <w:b/>
-          <w:sz w:val="14"/>
-          <w:szCs w:val="14"/>
-          <w:shd w:val="clear" w:color="auto" w:fill="B7B7B7"/>
-        </w:rPr>
-        <w:t>(GPT</w:t>
-      </w:r>
-      <w:r>
-        <w:rPr>
-          <w:rFonts w:ascii="Cambria Math" w:hAnsi="Cambria Math" w:cs="Cambria Math"/>
-          <w:b/>
-          <w:sz w:val="14"/>
-          <w:szCs w:val="14"/>
-          <w:shd w:val="clear" w:color="auto" w:fill="B7B7B7"/>
+          <w:rFonts w:ascii="Arial" w:eastAsia="Arial" w:hAnsi="Arial" w:cs="Arial"/>
+          <w:b/>
+          <w:color w:val="000000"/>
+          <w:sz w:val="18"/>
+          <w:highlight w:val="lightGray"/>
+        </w:rPr>
+        <w:t># Source: AI Source: Provided by: [Data Path</w:t>
+      </w:r>
+      <w:r>
+        <w:rPr>
+          <w:rFonts w:ascii="Arial" w:eastAsia="Arial" w:hAnsi="Arial" w:cs="Arial"/>
+          <w:color w:val="000000"/>
+          <w:sz w:val="18"/>
+          <w:highlight w:val="lightGray"/>
+        </w:rPr>
+        <w:t xml:space="preserve">: Persons Table -&gt; ID Column: 1, Name_En Column: Motasem Essam] -&gt; </w:t>
+      </w:r>
+      <w:r>
+        <w:rPr>
+          <w:rFonts w:ascii="Arial" w:eastAsia="Arial" w:hAnsi="Arial" w:cs="Arial"/>
+          <w:b/>
+          <w:color w:val="000000"/>
+          <w:sz w:val="18"/>
+          <w:highlight w:val="lightGray"/>
+        </w:rPr>
+        <w:t>From:</w:t>
+      </w:r>
+      <w:r>
+        <w:rPr>
+          <w:rFonts w:ascii="Arial" w:eastAsia="Arial" w:hAnsi="Arial" w:cs="Arial"/>
+          <w:color w:val="000000"/>
+          <w:sz w:val="18"/>
+          <w:highlight w:val="lightGray"/>
+        </w:rPr>
+        <w:t xml:space="preserve"> [Chatgpt (GPT</w:t>
+      </w:r>
+      <w:r>
+        <w:rPr>
+          <w:rFonts w:ascii="Arial" w:eastAsia="Arial" w:hAnsi="Arial" w:cs="Cambria Math"/>
+          <w:color w:val="000000"/>
+          <w:sz w:val="18"/>
+          <w:highlight w:val="lightGray"/>
         </w:rPr>
         <w:t>‑</w:t>
       </w:r>
       <w:r>
         <w:rPr>
-          <w:b/>
-          <w:sz w:val="14"/>
-          <w:szCs w:val="14"/>
-          <w:shd w:val="clear" w:color="auto" w:fill="B7B7B7"/>
-        </w:rPr>
-        <w:t>5 Mini) at [8/18/2025]</w:t>
+          <w:rFonts w:ascii="Arial" w:eastAsia="Arial" w:hAnsi="Arial" w:cs="Arial"/>
+          <w:color w:val="000000"/>
+          <w:sz w:val="18"/>
+          <w:highlight w:val="lightGray"/>
+        </w:rPr>
+        <w:t xml:space="preserve">5 Mini)] </w:t>
+      </w:r>
+      <w:r>
+        <w:rPr>
+          <w:rFonts w:ascii="Arial" w:eastAsia="Arial" w:hAnsi="Arial" w:cs="Arial"/>
+          <w:b/>
+          <w:color w:val="000000"/>
+          <w:sz w:val="18"/>
+          <w:highlight w:val="lightGray"/>
+        </w:rPr>
+        <w:t>on</w:t>
+      </w:r>
+      <w:r>
+        <w:rPr>
+          <w:rFonts w:ascii="Arial" w:eastAsia="Arial" w:hAnsi="Arial"/>
+          <w:sz w:val="18"/>
+          <w:highlight w:val="lightGray"/>
+        </w:rPr>
+        <w:t xml:space="preserve"> [8/18/2025]</w:t>
       </w:r>
     </w:p>
     <w:p>
@@ -1745,9 +2008,8 @@
         <w:rPr>
           <w:noProof/>
         </w:rPr>
-        <w:lastRenderedPageBreak/>
         <w:drawing>
-          <wp:inline distT="114300" distB="114300" distL="114300" distR="114300" wp14:anchorId="421ADE57" wp14:editId="1BD08C5F">
+          <wp:inline distT="114300" distB="114300" distL="114300" distR="114300" wp14:anchorId="26A3989E" wp14:editId="6D22BB0A">
             <wp:extent cx="5943600" cy="2603500"/>
             <wp:effectExtent l="0" t="0" r="0" b="0"/>
             <wp:docPr id="1" name="image1.png"/>
@@ -2571,7 +2833,7 @@
     </w:tbl>
     <w:p>
       <w:r>
-        <w:pict w14:anchorId="08BCE487">
+        <w:pict w14:anchorId="6194E77D">
           <v:rect id="_x0000_i1034" style="width:0;height:1.5pt" o:hralign="center" o:hrstd="t" o:hr="t" fillcolor="#a0a0a0" stroked="f"/>
         </w:pict>
       </w:r>
@@ -2598,51 +2860,77 @@
       </w:pPr>
       <w:r>
         <w:rPr>
-          <w:b/>
-          <w:shd w:val="clear" w:color="auto" w:fill="B7B7B7"/>
-        </w:rPr>
-        <w:t># Source</w:t>
-      </w:r>
-      <w:r>
-        <w:rPr>
-          <w:shd w:val="clear" w:color="auto" w:fill="B7B7B7"/>
-        </w:rPr>
-        <w:t xml:space="preserve">: </w:t>
-      </w:r>
-      <w:r>
-        <w:rPr>
-          <w:b/>
-          <w:shd w:val="clear" w:color="auto" w:fill="B7B7B7"/>
-        </w:rPr>
-        <w:t xml:space="preserve">Chatgpt </w:t>
-      </w:r>
-      <w:r>
-        <w:rPr>
-          <w:b/>
-          <w:sz w:val="14"/>
-          <w:szCs w:val="14"/>
-          <w:shd w:val="clear" w:color="auto" w:fill="B7B7B7"/>
-        </w:rPr>
-        <w:t>(GPT</w:t>
-      </w:r>
-      <w:r>
-        <w:rPr>
-          <w:rFonts w:ascii="Cambria Math" w:hAnsi="Cambria Math" w:cs="Cambria Math"/>
-          <w:b/>
-          <w:sz w:val="14"/>
-          <w:szCs w:val="14"/>
-          <w:shd w:val="clear" w:color="auto" w:fill="B7B7B7"/>
+          <w:rFonts w:ascii="Arial" w:eastAsia="Arial" w:hAnsi="Arial" w:cs="Arial"/>
+          <w:b/>
+          <w:color w:val="000000"/>
+          <w:sz w:val="18"/>
+          <w:highlight w:val="lightGray"/>
+        </w:rPr>
+        <w:t># Source: AI Source: Provided by: [Data Path</w:t>
+      </w:r>
+      <w:r>
+        <w:rPr>
+          <w:rFonts w:ascii="Arial" w:eastAsia="Arial" w:hAnsi="Arial" w:cs="Arial"/>
+          <w:color w:val="000000"/>
+          <w:sz w:val="18"/>
+          <w:highlight w:val="lightGray"/>
+        </w:rPr>
+        <w:t xml:space="preserve">: Persons Table -&gt; ID Column: 1, Name_En Column: Motasem Essam] -&gt; </w:t>
+      </w:r>
+      <w:r>
+        <w:rPr>
+          <w:rFonts w:ascii="Arial" w:eastAsia="Arial" w:hAnsi="Arial" w:cs="Arial"/>
+          <w:b/>
+          <w:color w:val="000000"/>
+          <w:sz w:val="18"/>
+          <w:highlight w:val="lightGray"/>
+        </w:rPr>
+        <w:t>From:</w:t>
+      </w:r>
+      <w:r>
+        <w:rPr>
+          <w:rFonts w:ascii="Arial" w:eastAsia="Arial" w:hAnsi="Arial" w:cs="Arial"/>
+          <w:color w:val="000000"/>
+          <w:sz w:val="18"/>
+          <w:highlight w:val="lightGray"/>
+        </w:rPr>
+        <w:t xml:space="preserve"> [Chatgpt (GPT</w:t>
+      </w:r>
+      <w:r>
+        <w:rPr>
+          <w:rFonts w:ascii="Arial" w:eastAsia="Arial" w:hAnsi="Arial" w:cs="Cambria Math"/>
+          <w:color w:val="000000"/>
+          <w:sz w:val="18"/>
+          <w:highlight w:val="lightGray"/>
         </w:rPr>
         <w:t>‑</w:t>
       </w:r>
       <w:r>
         <w:rPr>
-          <w:b/>
-          <w:sz w:val="14"/>
-          <w:szCs w:val="14"/>
-          <w:shd w:val="clear" w:color="auto" w:fill="B7B7B7"/>
-        </w:rPr>
-        <w:t>5 Mini) at [8/18/2025]</w:t>
+          <w:rFonts w:ascii="Arial" w:eastAsia="Arial" w:hAnsi="Arial" w:cs="Arial"/>
+          <w:color w:val="000000"/>
+          <w:sz w:val="18"/>
+          <w:highlight w:val="lightGray"/>
+        </w:rPr>
+        <w:t xml:space="preserve">5 Mini)] </w:t>
+      </w:r>
+      <w:r>
+        <w:rPr>
+          <w:rFonts w:ascii="Arial" w:eastAsia="Arial" w:hAnsi="Arial" w:cs="Arial"/>
+          <w:b/>
+          <w:color w:val="000000"/>
+          <w:sz w:val="18"/>
+          <w:highlight w:val="lightGray"/>
+        </w:rPr>
+        <w:t>on</w:t>
+      </w:r>
+      <w:r>
+        <w:rPr>
+          <w:rFonts w:ascii="Arial" w:eastAsia="Arial" w:hAnsi="Arial"/>
+          <w:sz w:val="18"/>
+          <w:highlight w:val="lightGray"/>
+        </w:rPr>
+        <w:t xml:space="preserve"> [8/18/2025]</w:t>
       </w:r>
     </w:p>
     <w:p>
@@ -2651,13 +2939,12 @@
           <w:ilvl w:val="0"/>
           <w:numId w:val="5"/>
         </w:numPr>
-        <w:spacing w:before="240"/>
-      </w:pPr>
-      <w:r>
-        <w:rPr>
-          <w:rFonts w:ascii="Roboto Mono" w:eastAsia="Roboto Mono" w:hAnsi="Roboto Mono" w:cs="Roboto Mono"/>
-        </w:rPr>
-        <w:lastRenderedPageBreak/>
+        <w:spacing w:before="240" w:after="0" w:line="276" w:lineRule="auto"/>
+      </w:pPr>
+      <w:r>
+        <w:rPr>
+          <w:rFonts w:ascii="Roboto Mono" w:eastAsia="Roboto Mono" w:hAnsi="Roboto Mono" w:cs="Roboto Mono"/>
+        </w:rPr>
         <w:t xml:space="preserve">Show </w:t>
       </w:r>
       <w:r>
@@ -2686,6 +2973,7 @@
           <w:ilvl w:val="0"/>
           <w:numId w:val="5"/>
         </w:numPr>
+        <w:spacing w:after="0" w:line="276" w:lineRule="auto"/>
       </w:pPr>
       <w:r>
         <w:rPr>
@@ -2719,6 +3007,7 @@
           <w:ilvl w:val="0"/>
           <w:numId w:val="5"/>
         </w:numPr>
+        <w:spacing w:after="0" w:line="276" w:lineRule="auto"/>
       </w:pPr>
       <w:r>
         <w:rPr>
@@ -2752,7 +3041,7 @@
           <w:ilvl w:val="0"/>
           <w:numId w:val="5"/>
         </w:numPr>
-        <w:spacing w:after="240"/>
+        <w:spacing w:after="240" w:line="276" w:lineRule="auto"/>
       </w:pPr>
       <w:r>
         <w:rPr>
@@ -2782,7 +3071,7 @@
     </w:p>
     <w:p>
       <w:r>
-        <w:pict w14:anchorId="5197D03B">
+        <w:pict w14:anchorId="2881924F">
           <v:rect id="_x0000_i1035" style="width:0;height:1.5pt" o:hralign="center" o:hrstd="t" o:hr="t" fillcolor="#a0a0a0" stroked="f"/>
         </w:pict>
       </w:r>
@@ -2851,18 +3140,19 @@
     </w:p>
     <w:p>
       <w:r>
-        <w:pict w14:anchorId="481C4252">
+        <w:pict w14:anchorId="0DD6A9C2">
           <v:rect id="_x0000_i1036" style="width:0;height:1.5pt" o:hralign="center" o:hrstd="t" o:hr="t" fillcolor="#a0a0a0" stroked="f"/>
         </w:pict>
       </w:r>
     </w:p>
+    <w:p/>
     <w:p/>
     <w:p/>
     <w:sectPr>
       <w:pgSz w:w="12240" w:h="15840"/>
       <w:pgMar w:top="1440" w:right="1440" w:bottom="1440" w:left="1440" w:header="720" w:footer="720" w:gutter="0"/>
-      <w:pgNumType w:start="1"/>
       <w:cols w:space="720"/>
+      <w:docGrid w:linePitch="360"/>
     </w:sectPr>
   </w:body>
 </w:document>
@@ -4317,18 +4607,6 @@
   <w:style w:type="paragraph" w:default="1" w:styleId="Normal">
     <w:name w:val="Normal"/>
     <w:qFormat/>
-    <w:rsid w:val="0075247B"/>
-    <w:pPr>
-      <w:spacing w:after="0" w:line="276" w:lineRule="auto"/>
-    </w:pPr>
-    <w:rPr>
-      <w:rFonts w:ascii="Arial" w:eastAsia="Arial" w:hAnsi="Arial" w:cs="Arial"/>
-      <w:kern w:val="0"/>
-      <w:sz w:val="22"/>
-      <w:szCs w:val="22"/>
-      <w:lang w:val="en"/>
-      <w14:ligatures w14:val="none"/>
-    </w:rPr>
   </w:style>
   <w:style w:type="paragraph" w:styleId="Heading1">
     <w:name w:val="heading 1"/>
@@ -4337,7 +4615,7 @@
     <w:link w:val="Heading1Char"/>
     <w:uiPriority w:val="9"/>
     <w:qFormat/>
-    <w:rsid w:val="00BD4A7E"/>
+    <w:rsid w:val="000F2C65"/>
     <w:pPr>
       <w:keepNext/>
       <w:keepLines/>
@@ -4359,7 +4637,7 @@
     <w:uiPriority w:val="9"/>
     <w:unhideWhenUsed/>
     <w:qFormat/>
-    <w:rsid w:val="00BD4A7E"/>
+    <w:rsid w:val="000F2C65"/>
     <w:pPr>
       <w:keepNext/>
       <w:keepLines/>
@@ -4381,7 +4659,7 @@
     <w:uiPriority w:val="9"/>
     <w:unhideWhenUsed/>
     <w:qFormat/>
-    <w:rsid w:val="00BD4A7E"/>
+    <w:rsid w:val="000F2C65"/>
     <w:pPr>
       <w:keepNext/>
       <w:keepLines/>
@@ -4404,7 +4682,7 @@
     <w:semiHidden/>
     <w:unhideWhenUsed/>
     <w:qFormat/>
-    <w:rsid w:val="00BD4A7E"/>
+    <w:rsid w:val="000F2C65"/>
     <w:pPr>
       <w:keepNext/>
       <w:keepLines/>
@@ -4427,7 +4705,7 @@
     <w:semiHidden/>
     <w:unhideWhenUsed/>
     <w:qFormat/>
-    <w:rsid w:val="00BD4A7E"/>
+    <w:rsid w:val="000F2C65"/>
     <w:pPr>
       <w:keepNext/>
       <w:keepLines/>
@@ -4448,11 +4726,11 @@
     <w:semiHidden/>
     <w:unhideWhenUsed/>
     <w:qFormat/>
-    <w:rsid w:val="00BD4A7E"/>
+    <w:rsid w:val="000F2C65"/>
     <w:pPr>
       <w:keepNext/>
       <w:keepLines/>
-      <w:spacing w:before="40"/>
+      <w:spacing w:before="40" w:after="0"/>
       <w:outlineLvl w:val="5"/>
     </w:pPr>
     <w:rPr>
@@ -4471,11 +4749,11 @@
     <w:semiHidden/>
     <w:unhideWhenUsed/>
     <w:qFormat/>
-    <w:rsid w:val="00BD4A7E"/>
+    <w:rsid w:val="000F2C65"/>
     <w:pPr>
       <w:keepNext/>
       <w:keepLines/>
-      <w:spacing w:before="40"/>
+      <w:spacing w:before="40" w:after="0"/>
       <w:outlineLvl w:val="6"/>
     </w:pPr>
     <w:rPr>
@@ -4492,10 +4770,11 @@
     <w:semiHidden/>
     <w:unhideWhenUsed/>
     <w:qFormat/>
-    <w:rsid w:val="00BD4A7E"/>
+    <w:rsid w:val="000F2C65"/>
     <w:pPr>
       <w:keepNext/>
       <w:keepLines/>
+      <w:spacing w:after="0"/>
       <w:outlineLvl w:val="7"/>
     </w:pPr>
     <w:rPr>
@@ -4514,10 +4793,11 @@
     <w:semiHidden/>
     <w:unhideWhenUsed/>
     <w:qFormat/>
-    <w:rsid w:val="00BD4A7E"/>
+    <w:rsid w:val="000F2C65"/>
     <w:pPr>
       <w:keepNext/>
       <w:keepLines/>
+      <w:spacing w:after="0"/>
       <w:outlineLvl w:val="8"/>
     </w:pPr>
     <w:rPr>
@@ -4557,7 +4837,7 @@
     <w:basedOn w:val="DefaultParagraphFont"/>
     <w:link w:val="Heading1"/>
     <w:uiPriority w:val="9"/>
-    <w:rsid w:val="00BD4A7E"/>
+    <w:rsid w:val="000F2C65"/>
     <w:rPr>
       <w:rFonts w:asciiTheme="majorHAnsi" w:eastAsiaTheme="majorEastAsia" w:hAnsiTheme="majorHAnsi" w:cstheme="majorBidi"/>
       <w:color w:val="2F5496" w:themeColor="accent1" w:themeShade="BF"/>
@@ -4570,7 +4850,7 @@
     <w:basedOn w:val="DefaultParagraphFont"/>
     <w:link w:val="Heading2"/>
     <w:uiPriority w:val="9"/>
-    <w:rsid w:val="00BD4A7E"/>
+    <w:rsid w:val="000F2C65"/>
     <w:rPr>
       <w:rFonts w:asciiTheme="majorHAnsi" w:eastAsiaTheme="majorEastAsia" w:hAnsiTheme="majorHAnsi" w:cstheme="majorBidi"/>
       <w:color w:val="2F5496" w:themeColor="accent1" w:themeShade="BF"/>
@@ -4583,7 +4863,7 @@
     <w:basedOn w:val="DefaultParagraphFont"/>
     <w:link w:val="Heading3"/>
     <w:uiPriority w:val="9"/>
-    <w:rsid w:val="00BD4A7E"/>
+    <w:rsid w:val="000F2C65"/>
     <w:rPr>
       <w:rFonts w:eastAsiaTheme="majorEastAsia" w:cstheme="majorBidi"/>
       <w:color w:val="2F5496" w:themeColor="accent1" w:themeShade="BF"/>
@@ -4597,7 +4877,7 @@
     <w:link w:val="Heading4"/>
     <w:uiPriority w:val="9"/>
     <w:semiHidden/>
-    <w:rsid w:val="00BD4A7E"/>
+    <w:rsid w:val="000F2C65"/>
     <w:rPr>
       <w:rFonts w:eastAsiaTheme="majorEastAsia" w:cstheme="majorBidi"/>
       <w:i/>
@@ -4611,7 +4891,7 @@
     <w:link w:val="Heading5"/>
     <w:uiPriority w:val="9"/>
     <w:semiHidden/>
-    <w:rsid w:val="00BD4A7E"/>
+    <w:rsid w:val="000F2C65"/>
     <w:rPr>
       <w:rFonts w:eastAsiaTheme="majorEastAsia" w:cstheme="majorBidi"/>
       <w:color w:val="2F5496" w:themeColor="accent1" w:themeShade="BF"/>
@@ -4623,7 +4903,7 @@
     <w:link w:val="Heading6"/>
     <w:uiPriority w:val="9"/>
     <w:semiHidden/>
-    <w:rsid w:val="00BD4A7E"/>
+    <w:rsid w:val="000F2C65"/>
     <w:rPr>
       <w:rFonts w:eastAsiaTheme="majorEastAsia" w:cstheme="majorBidi"/>
       <w:i/>
@@ -4637,7 +4917,7 @@
     <w:link w:val="Heading7"/>
     <w:uiPriority w:val="9"/>
     <w:semiHidden/>
-    <w:rsid w:val="00BD4A7E"/>
+    <w:rsid w:val="000F2C65"/>
     <w:rPr>
       <w:rFonts w:eastAsiaTheme="majorEastAsia" w:cstheme="majorBidi"/>
       <w:color w:val="595959" w:themeColor="text1" w:themeTint="A6"/>
@@ -4649,7 +4929,7 @@
     <w:link w:val="Heading8"/>
     <w:uiPriority w:val="9"/>
     <w:semiHidden/>
-    <w:rsid w:val="00BD4A7E"/>
+    <w:rsid w:val="000F2C65"/>
     <w:rPr>
       <w:rFonts w:eastAsiaTheme="majorEastAsia" w:cstheme="majorBidi"/>
       <w:i/>
@@ -4663,7 +4943,7 @@
     <w:link w:val="Heading9"/>
     <w:uiPriority w:val="9"/>
     <w:semiHidden/>
-    <w:rsid w:val="00BD4A7E"/>
+    <w:rsid w:val="000F2C65"/>
     <w:rPr>
       <w:rFonts w:eastAsiaTheme="majorEastAsia" w:cstheme="majorBidi"/>
       <w:color w:val="272727" w:themeColor="text1" w:themeTint="D8"/>
@@ -4676,7 +4956,7 @@
     <w:link w:val="TitleChar"/>
     <w:uiPriority w:val="10"/>
     <w:qFormat/>
-    <w:rsid w:val="00BD4A7E"/>
+    <w:rsid w:val="000F2C65"/>
     <w:pPr>
       <w:spacing w:after="80" w:line="240" w:lineRule="auto"/>
       <w:contextualSpacing/>
@@ -4694,7 +4974,7 @@
     <w:basedOn w:val="DefaultParagraphFont"/>
     <w:link w:val="Title"/>
     <w:uiPriority w:val="10"/>
-    <w:rsid w:val="00BD4A7E"/>
+    <w:rsid w:val="000F2C65"/>
     <w:rPr>
       <w:rFonts w:asciiTheme="majorHAnsi" w:eastAsiaTheme="majorEastAsia" w:hAnsiTheme="majorHAnsi" w:cstheme="majorBidi"/>
       <w:spacing w:val="-10"/>
@@ -4710,7 +4990,7 @@
     <w:link w:val="SubtitleChar"/>
     <w:uiPriority w:val="11"/>
     <w:qFormat/>
-    <w:rsid w:val="00BD4A7E"/>
+    <w:rsid w:val="000F2C65"/>
     <w:pPr>
       <w:numPr>
         <w:ilvl w:val="1"/>
@@ -4729,7 +5009,7 @@
     <w:basedOn w:val="DefaultParagraphFont"/>
     <w:link w:val="Subtitle"/>
     <w:uiPriority w:val="11"/>
-    <w:rsid w:val="00BD4A7E"/>
+    <w:rsid w:val="000F2C65"/>
     <w:rPr>
       <w:rFonts w:eastAsiaTheme="majorEastAsia" w:cstheme="majorBidi"/>
       <w:color w:val="595959" w:themeColor="text1" w:themeTint="A6"/>
@@ -4745,7 +5025,7 @@
     <w:link w:val="QuoteChar"/>
     <w:uiPriority w:val="29"/>
     <w:qFormat/>
-    <w:rsid w:val="00BD4A7E"/>
+    <w:rsid w:val="000F2C65"/>
     <w:pPr>
       <w:spacing w:before="160"/>
       <w:jc w:val="center"/>
@@ -4761,7 +5041,7 @@
     <w:basedOn w:val="DefaultParagraphFont"/>
     <w:link w:val="Quote"/>
     <w:uiPriority w:val="29"/>
-    <w:rsid w:val="00BD4A7E"/>
+    <w:rsid w:val="000F2C65"/>
     <w:rPr>
       <w:i/>
       <w:iCs/>
@@ -4773,7 +5053,7 @@
     <w:basedOn w:val="Normal"/>
     <w:uiPriority w:val="34"/>
     <w:qFormat/>
-    <w:rsid w:val="00BD4A7E"/>
+    <w:rsid w:val="000F2C65"/>
     <w:pPr>
       <w:ind w:left="720"/>
       <w:contextualSpacing/>
@@ -4784,7 +5064,7 @@
     <w:basedOn w:val="DefaultParagraphFont"/>
     <w:uiPriority w:val="21"/>
     <w:qFormat/>
-    <w:rsid w:val="00BD4A7E"/>
+    <w:rsid w:val="000F2C65"/>
     <w:rPr>
       <w:i/>
       <w:iCs/>
@@ -4798,7 +5078,7 @@
     <w:link w:val="IntenseQuoteChar"/>
     <w:uiPriority w:val="30"/>
     <w:qFormat/>
-    <w:rsid w:val="00BD4A7E"/>
+    <w:rsid w:val="000F2C65"/>
     <w:pPr>
       <w:pBdr>
         <w:top w:val="single" w:sz="4" w:space="10" w:color="2F5496" w:themeColor="accent1" w:themeShade="BF"/>
@@ -4819,7 +5099,7 @@
     <w:basedOn w:val="DefaultParagraphFont"/>
     <w:link w:val="IntenseQuote"/>
     <w:uiPriority w:val="30"/>
-    <w:rsid w:val="00BD4A7E"/>
+    <w:rsid w:val="000F2C65"/>
     <w:rPr>
       <w:i/>
       <w:iCs/>
@@ -4831,7 +5111,7 @@
     <w:basedOn w:val="DefaultParagraphFont"/>
     <w:uiPriority w:val="32"/>
     <w:qFormat/>
-    <w:rsid w:val="00BD4A7E"/>
+    <w:rsid w:val="000F2C65"/>
     <w:rPr>
       <w:b/>
       <w:bCs/>
